--- a/tmp/Modèle bail.docx
+++ b/tmp/Modèle bail.docx
@@ -4024,6 +4024,94 @@
           <w:szCs w:val="18"/>
         </w:rPr>
         <w:t>Etat des lieux établis contradictoirement (ou par huissier) lors de la remise des clefs au LOCATAIRE.</w:t>
+      </w:r>
+    </w:p>
+    <w:p>
+      <w:pPr>
+        <w:pStyle w:val="Paragraphedeliste"/>
+        <w:numPr>
+          <w:ilvl w:val="0"/>
+          <w:numId w:val="5"/>
+        </w:numPr>
+        <w:spacing w:after="120"/>
+        <w:jc w:val="both"/>
+        <w:rPr>
+          <w:sz w:val="18"/>
+          <w:szCs w:val="18"/>
+        </w:rPr>
+      </w:pPr>
+      <w:r>
+        <w:rPr>
+          <w:sz w:val="18"/>
+          <w:szCs w:val="18"/>
+        </w:rPr>
+        <w:t>{#diagnosticDpePresent}Diagnostic de performance énergétique (DPE).{/diagnosticDpePresent}</w:t>
+      </w:r>
+    </w:p>
+    <w:p>
+      <w:pPr>
+        <w:pStyle w:val="Paragraphedeliste"/>
+        <w:numPr>
+          <w:ilvl w:val="0"/>
+          <w:numId w:val="5"/>
+        </w:numPr>
+        <w:spacing w:after="120"/>
+        <w:jc w:val="both"/>
+        <w:rPr>
+          <w:sz w:val="18"/>
+          <w:szCs w:val="18"/>
+        </w:rPr>
+      </w:pPr>
+      <w:r>
+        <w:rPr>
+          <w:sz w:val="18"/>
+          <w:szCs w:val="18"/>
+        </w:rPr>
+        <w:t>{#diagnosticCrepPresent}Constat de risque d'exposition au plomb (CREP).{/diagnosticCrepPresent}</w:t>
+      </w:r>
+    </w:p>
+    <w:p>
+      <w:pPr>
+        <w:pStyle w:val="Paragraphedeliste"/>
+        <w:numPr>
+          <w:ilvl w:val="0"/>
+          <w:numId w:val="5"/>
+        </w:numPr>
+        <w:spacing w:after="120"/>
+        <w:jc w:val="both"/>
+        <w:rPr>
+          <w:sz w:val="18"/>
+          <w:szCs w:val="18"/>
+        </w:rPr>
+      </w:pPr>
+      <w:r>
+        <w:rPr>
+          <w:sz w:val="18"/>
+          <w:szCs w:val="18"/>
+        </w:rPr>
+        <w:t>{#diagnosticElecGazPresent}État de l'installation intérieure d'électricité et de gaz.{/diagnosticElecGazPresent}</w:t>
+      </w:r>
+    </w:p>
+    <w:p>
+      <w:pPr>
+        <w:pStyle w:val="Paragraphedeliste"/>
+        <w:numPr>
+          <w:ilvl w:val="0"/>
+          <w:numId w:val="5"/>
+        </w:numPr>
+        <w:spacing w:after="120"/>
+        <w:jc w:val="both"/>
+        <w:rPr>
+          <w:sz w:val="18"/>
+          <w:szCs w:val="18"/>
+        </w:rPr>
+      </w:pPr>
+      <w:r>
+        <w:rPr>
+          <w:sz w:val="18"/>
+          <w:szCs w:val="18"/>
+        </w:rPr>
+        <w:t>{#diagnosticErpPresent}État des risques naturels et technologiques (ERP).{/diagnosticErpPresent}</w:t>
       </w:r>
     </w:p>
     <w:p>

--- a/tmp/Modèle bail.docx
+++ b/tmp/Modèle bail.docx
@@ -3697,7 +3697,7 @@
           <w:sz w:val="18"/>
           <w:szCs w:val="18"/>
         </w:rPr>
-        <w:t>{#clauseResolutoireApres} Le contrat de location est résilié de plein droit pour défaut de paiement du loyer ou des charges aux termes convenus ou pour non versement du dépôt de garantie. La clause de résiliation de plein droit ne produit effet que six semaines après la date d'un commandement de payer demeuré infructueux. Il en est de même, dans un délai d'un mois après un commandement demeuré infructueux, pour la non-souscription d'une assurance des risques locatifs et le non-respect de l'obligation d'user paisiblement des locaux loués, résultant de troubles de voisinage constatés par une décision de justice passée en force de chose jugée. {/clauseResolutoireApres}</w:t>
+        <w:t>{#clauseResolutoireApres} Le contrat de location est résilié de plein droit pour défaut de paiement du loyer ou des charges aux termes convenus ou pour non versement du dépôt de garantie. La clause de résiliation de plein droit ne produit effet que six semaines après la date d'un commandement de payer demeuré infructueux. Il en est de même, dans un délai d'un mois après un commandement demeuré infructueux, pour la non-souscription d'une assurance des risques locatifs et le non-respect de l'obligation d'user paisiblement des locaux loués, résultant de troubles de voisinage constatés par une décision de justice passée en force de chose jugée. {#servitude}Il en est de même, lorsque le logement est soumis à l'obligation prévue à l'article L. 151-14-1 du code de l'urbanisme, pour le non-respect de l'obligation de l'occuper exclusivement à titre de résidence principale. Dans ce dernier cas, la clause ne peut produire effet qu'à l'expiration d'un délai de mise en demeure fixé par le maire conformément au II de l'article L. 481-4 du code de l'urbanisme.{/servitude} {/clauseResolutoireApres}</w:t>
       </w:r>
     </w:p>
     <w:p>

--- a/tmp/Modèle bail.docx
+++ b/tmp/Modèle bail.docx
@@ -4112,6 +4112,28 @@
           <w:szCs w:val="18"/>
         </w:rPr>
         <w:t>{#diagnosticErpPresent}État des risques naturels et technologiques (ERP).{/diagnosticErpPresent}</w:t>
+      </w:r>
+    </w:p>
+    <w:p>
+      <w:pPr>
+        <w:pStyle w:val="Paragraphedeliste"/>
+        <w:numPr>
+          <w:ilvl w:val="0"/>
+          <w:numId w:val="5"/>
+        </w:numPr>
+        <w:spacing w:after="120"/>
+        <w:jc w:val="both"/>
+        <w:rPr>
+          <w:sz w:val="18"/>
+          <w:szCs w:val="18"/>
+        </w:rPr>
+      </w:pPr>
+      <w:r>
+        <w:rPr>
+          <w:sz w:val="18"/>
+          <w:szCs w:val="18"/>
+        </w:rPr>
+        <w:t>Une notice d'information relative aux droits et obligations des locataires et des bailleurs.</w:t>
       </w:r>
     </w:p>
     <w:p>

--- a/tmp/Modèle bail.docx
+++ b/tmp/Modèle bail.docx
@@ -1212,6 +1212,54 @@
           <w:szCs w:val="18"/>
         </w:rPr>
         <w:t>{#eauChaudeIndividuelle}Individuelle{/eauChaudeIndividuelle}{#eauChaudeCollective}Collective{/eauChaudeCollective}</w:t>
+      </w:r>
+    </w:p>
+    <w:p>
+      <w:pPr>
+        <w:spacing w:after="120"/>
+        <w:rPr>
+          <w:sz w:val="18"/>
+          <w:szCs w:val="18"/>
+        </w:rPr>
+      </w:pPr>
+      <w:r>
+        <w:rPr>
+          <w:sz w:val="18"/>
+          <w:szCs w:val="18"/>
+        </w:rPr>
+        <w:t xml:space="preserve">niveau de performance du logement : {classe DPE}.</w:t>
+      </w:r>
+    </w:p>
+    <w:p>
+      <w:pPr>
+        <w:spacing w:after="120"/>
+        <w:rPr>
+          <w:sz w:val="18"/>
+          <w:szCs w:val="18"/>
+        </w:rPr>
+      </w:pPr>
+      <w:r>
+        <w:rPr>
+          <w:sz w:val="18"/>
+          <w:szCs w:val="18"/>
+        </w:rPr>
+        <w:t xml:space="preserve">Dépenses énergétiques (pour information) : Montant estimé des dépenses annuelles d’énergie pour un usage standard de l’ensemble des usages énumérés dans le diagnostic de performance énergétique (chauffage, refroidissement, production d’eau chaude sanitaire, éclairage et auxiliaires de chauffage, de refroidissement, d’eau chaude sanitaire et de ventilation) mentionné à l’article L. 126-26 du code de la construction et de l’habitation : {dépenses énergétiques} € (estimation réalisée à partir des prix énergétiques de référence de l’année : {année de référence des prix énergétiques}).</w:t>
+      </w:r>
+    </w:p>
+    <w:p>
+      <w:pPr>
+        <w:spacing w:after="120"/>
+        <w:rPr>
+          <w:sz w:val="18"/>
+          <w:szCs w:val="18"/>
+        </w:rPr>
+      </w:pPr>
+      <w:r>
+        <w:rPr>
+          <w:sz w:val="18"/>
+          <w:szCs w:val="18"/>
+        </w:rPr>
+        <w:t xml:space="preserve">rappel : un logement décent doit respecter les critères minimaux de performance suivants : a) En France métropolitaine : i) A compter du 1er janvier 2025, le niveau de performance minimal du logement correspond à la classe F du DPE ; ii) A compter du 1er janvier 2028, le niveau de performance minimal du logement correspond à la classe E du DPE ; iii) A compter du 1er janvier 2034, le niveau de performance minimal du logement correspond à la classe D du DPE. b) En Guadeloupe, en Martinique, en Guyane, à La Réunion et à Mayotte : i) A compter du 1er janvier 2028, le niveau de performance minimal du logement correspond à la classe F du DPE ; ii) A compter du 1er janvier 2031, le niveau de performance minimal du logement correspond à la classe E du DPE. La consommation d’énergie finale et le niveau de performance du logement sont déterminés selon la méthode du diagnostic de performance énergétique mentionné à l’article L. 126-26 du code de la construction et de l’habitation.</w:t>
       </w:r>
     </w:p>
     <w:p>

--- a/tmp/Modèle bail.docx
+++ b/tmp/Modèle bail.docx
@@ -2819,7 +2819,7 @@
           <w:sz w:val="18"/>
           <w:szCs w:val="18"/>
         </w:rPr>
-        <w:t xml:space="preserve">par le LOCATAIRE à tout moment, moyennant un délai de trois mois sans motif (partant de la date de réception de l’acte). </w:t>
+        <w:t xml:space="preserve">{^meuble}par le LOCATAIRE à tout moment, moyennant un délai de trois mois sans motif (partant de la date de réception de l’acte). </w:t>
       </w:r>
     </w:p>
     <w:p>
@@ -2940,7 +2940,128 @@
           <w:sz w:val="18"/>
           <w:szCs w:val="18"/>
         </w:rPr>
-        <w:t>sur un motif légitime et sérieux, notamment l’inexécution par le locataire de l’une des obligations lui incombant.</w:t>
+        <w:t>sur un motif légitime et sérieux, notamment l’inexécution par le locataire de l’une des obligations lui incombant.{/meuble}</w:t>
+      </w:r>
+    </w:p>
+    <w:p>
+      <w:pPr>
+        <w:pStyle w:val="Paragraphedeliste"/>
+        <w:numPr>
+          <w:ilvl w:val="0"/>
+          <w:numId w:val="1"/>
+        </w:numPr>
+        <w:jc w:val="both"/>
+        <w:rPr>
+          <w:sz w:val="18"/>
+          <w:szCs w:val="18"/>
+        </w:rPr>
+      </w:pPr>
+      <w:r>
+        <w:rPr>
+          <w:sz w:val="18"/>
+          <w:szCs w:val="18"/>
+        </w:rPr>
+        <w:t xml:space="preserve">{#meuble}par le LOCATAIRE à tout moment, avec préavis d'un mois (partant de la date de réception de l'acte), sans condition de motif, y compris lorsque la durée du bail est réduite à neuf mois.</w:t>
+      </w:r>
+    </w:p>
+    <w:p>
+      <w:pPr>
+        <w:pStyle w:val="Paragraphedeliste"/>
+        <w:numPr>
+          <w:ilvl w:val="0"/>
+          <w:numId w:val="1"/>
+        </w:numPr>
+        <w:jc w:val="both"/>
+        <w:rPr>
+          <w:sz w:val="18"/>
+          <w:szCs w:val="18"/>
+        </w:rPr>
+      </w:pPr>
+      <w:r>
+        <w:rPr>
+          <w:sz w:val="18"/>
+          <w:szCs w:val="18"/>
+        </w:rPr>
+        <w:t xml:space="preserve">par le BAILLEUR, à l'expiration du bail, moyennant un délai de préavis de trois mois (partant de la date de réception de l'acte).</w:t>
+      </w:r>
+    </w:p>
+    <w:p>
+      <w:pPr>
+        <w:jc w:val="both"/>
+        <w:rPr>
+          <w:sz w:val="18"/>
+          <w:szCs w:val="18"/>
+        </w:rPr>
+      </w:pPr>
+      <w:r>
+        <w:rPr>
+          <w:sz w:val="18"/>
+          <w:szCs w:val="18"/>
+        </w:rPr>
+        <w:t xml:space="preserve">Le motif du congé par le BAILLEUR doit être indiqué à peine de nullité. Ce motif doit être fondé :</w:t>
+      </w:r>
+    </w:p>
+    <w:p>
+      <w:pPr>
+        <w:pStyle w:val="Paragraphedeliste"/>
+        <w:numPr>
+          <w:ilvl w:val="0"/>
+          <w:numId w:val="2"/>
+        </w:numPr>
+        <w:jc w:val="both"/>
+        <w:rPr>
+          <w:sz w:val="18"/>
+          <w:szCs w:val="18"/>
+        </w:rPr>
+      </w:pPr>
+      <w:r>
+        <w:rPr>
+          <w:sz w:val="18"/>
+          <w:szCs w:val="18"/>
+        </w:rPr>
+        <w:t xml:space="preserve">sur la reprise du logement (nom et adresse du bénéficiaire de la reprise qui ne peut être que le BAILLEUR, son conjoint, le partenaire auquel il est lié par un pacte civil de solidarité enregistré à la date du congé, son concubin notoire depuis au moins un an à la date du congé, ses ascendants, ses descendants ou ceux de son conjoint, de son partenaire ou de son concubin notoire) ;</w:t>
+      </w:r>
+    </w:p>
+    <w:p>
+      <w:pPr>
+        <w:pStyle w:val="Paragraphedeliste"/>
+        <w:numPr>
+          <w:ilvl w:val="0"/>
+          <w:numId w:val="2"/>
+        </w:numPr>
+        <w:jc w:val="both"/>
+        <w:rPr>
+          <w:sz w:val="18"/>
+          <w:szCs w:val="18"/>
+        </w:rPr>
+      </w:pPr>
+      <w:r>
+        <w:rPr>
+          <w:sz w:val="18"/>
+          <w:szCs w:val="18"/>
+        </w:rPr>
+        <w:t xml:space="preserve">sur la vente du logement ;</w:t>
+      </w:r>
+    </w:p>
+    <w:p>
+      <w:pPr>
+        <w:pStyle w:val="Paragraphedeliste"/>
+        <w:numPr>
+          <w:ilvl w:val="0"/>
+          <w:numId w:val="2"/>
+        </w:numPr>
+        <w:jc w:val="both"/>
+        <w:rPr>
+          <w:sz w:val="18"/>
+          <w:szCs w:val="18"/>
+        </w:rPr>
+      </w:pPr>
+      <w:r>
+        <w:rPr>
+          <w:sz w:val="18"/>
+          <w:szCs w:val="18"/>
+        </w:rPr>
+        <w:t xml:space="preserve">sur un motif légitime et sérieux, notamment l'inexécution par le locataire de l'une des obligations lui incombant.{/meuble}</w:t>
       </w:r>
     </w:p>
     <w:p>

--- a/tmp/Modèle bail.docx
+++ b/tmp/Modèle bail.docx
@@ -2898,7 +2898,7 @@
           <w:sz w:val="18"/>
           <w:szCs w:val="18"/>
         </w:rPr>
-        <w:t>sur la reprise du logement (nom et adresse du bénéficiaire de la reprise qui ne peut être que le BAILLEUR, son conjoint, son concubin notoire, ses ascendants, ses descendants, ceux de son conjoint ou concubin notoire). ;</w:t>
+        <w:t>sur la reprise du logement (nom et adresse du bénéficiaire de la reprise qui ne peut être que le BAILLEUR, son conjoint, le partenaire auquel il est lié par un pacte civil de solidarité enregistré à la date du congé, son concubin notoire depuis au moins un an à la date du congé, ses ascendants, ses descendants ou ceux de son conjoint, de son partenaire ou de son concubin notoire). ;</w:t>
       </w:r>
     </w:p>
     <w:p>

--- a/tmp/Modèle bail.docx
+++ b/tmp/Modèle bail.docx
@@ -1363,7 +1363,7 @@
           <w:sz w:val="18"/>
           <w:szCs w:val="18"/>
         </w:rPr>
-        <w:t>Durée de contrat : 3 année reconductible par tacite reconduction par période de : 3 ans</w:t>
+        <w:t>Durée de contrat : {duree bail}{#reconductionTacite} reconductible par tacite reconduction par période de : {duree bail}{/reconductionTacite}{^reconductionTacite}, non reconductible par tacite reconduction{/reconductionTacite}</w:t>
       </w:r>
     </w:p>
     <w:p>
@@ -1948,7 +1948,7 @@
           <w:sz w:val="18"/>
           <w:szCs w:val="18"/>
         </w:rPr>
-        <w:t>La présente location est consentie et acceptée pour une durée de 3 ans renouvelable ensuite par tacite reconduction et par périodes de 3 ans (voir conditions particulières en page 2) faute de congé préalable.</w:t>
+        <w:t>La présente location est consentie et acceptée pour une durée de {duree bail} {#reconductionTacite}renouvelable ensuite par tacite reconduction et par périodes de {duree bail} (voir conditions particulières en page 2) faute de congé préalable.{/reconductionTacite}{^reconductionTacite}(voir conditions particulières en page 2). Conformément à l’article 25-7 de la loi du 6 juillet 1989, cette durée n’est pas renouvelable par tacite reconduction.{/reconductionTacite}</w:t>
       </w:r>
     </w:p>
     <w:tbl>
